--- a/documentos-oficiales/carta-E-T-Cu-2026-001-sitio-nuevo-v2.docx
+++ b/documentos-oficiales/carta-E-T-Cu-2026-001-sitio-nuevo-v2.docx
@@ -856,7 +856,7 @@
         <w:sz w:val="16"/>
         <w:szCs w:val="16"/>
       </w:rPr>
-      <w:t xml:space="preserve">   ·   entre-todos.org   ·   sosplanet@gmail.com   ·   Potsdam, Alemania</w:t>
+      <w:t xml:space="preserve">   ·   entre-todos.org   ·   contacto.entretodos@gmail.com   ·   Potsdam, Alemania</w:t>
     </w:r>
     <w:r>
       <w:rPr>
